--- a/Second_Review_Documents/Topic3_Testing.docx
+++ b/Second_Review_Documents/Topic3_Testing.docx
@@ -14,7 +14,7 @@
           <w:color w:val="000000"/>
           <w:sz w:val="32"/>
         </w:rPr>
-        <w:t>3. TESTING APPROACH AND VERIFICATION RESULTS</w:t>
+        <w:t>3. TESTING APPROACH, PLANS AND TEST RESULTS</w:t>
       </w:r>
     </w:p>
     <w:p>
@@ -44,7 +44,7 @@
           <w:color w:val="000000"/>
           <w:sz w:val="28"/>
         </w:rPr>
-        <w:t>1. Testing Methodology: The V-Model Lifecycle</w:t>
+        <w:t>1. Testing Approach</w:t>
       </w:r>
     </w:p>
     <w:p>
@@ -58,118 +58,7 @@
           <w:color w:val="000000"/>
           <w:sz w:val="24"/>
         </w:rPr>
-        <w:t>Software testing is a structured verification and validation process designed to ensure that the Community Lending Platform operates reliably, satisfies functional requirements, and protects user data under both normal and edge-case conditions. The engineering team adopted the V-Model methodology, pairing each phase of development directly with a corresponding level of verification.</w:t>
-      </w:r>
-    </w:p>
-    <w:p>
-      <w:pPr>
-        <w:keepNext/>
-        <w:spacing w:before="140" w:after="40" w:line="288" w:lineRule="auto"/>
-      </w:pPr>
-      <w:r>
-        <w:rPr>
-          <w:rFonts w:ascii="Times New Roman" w:hAnsi="Times New Roman"/>
-          <w:b/>
-          <w:color w:val="000000"/>
-          <w:sz w:val="26"/>
-        </w:rPr>
-        <w:t>1.1 The V-Model Phase Mapping</w:t>
-      </w:r>
-    </w:p>
-    <w:p>
-      <w:pPr>
-        <w:pStyle w:val="ListBullet"/>
-        <w:spacing w:line="360" w:lineRule="auto" w:after="60"/>
-        <w:jc w:val="both"/>
-      </w:pPr>
-      <w:r>
-        <w:rPr>
-          <w:rFonts w:ascii="Times New Roman" w:hAnsi="Times New Roman"/>
-          <w:b/>
-          <w:color w:val="000000"/>
-          <w:sz w:val="24"/>
-        </w:rPr>
-        <w:t xml:space="preserve">Requirements Phase &lt;-&gt; Acceptance Testing (UAT): </w:t>
-      </w:r>
-      <w:r>
-        <w:rPr>
-          <w:rFonts w:ascii="Times New Roman" w:hAnsi="Times New Roman"/>
-          <w:color w:val="000000"/>
-          <w:sz w:val="24"/>
-        </w:rPr>
-        <w:t>Verifies that the platform meets community resource-sharing needs, usability criteria, and neighbor trust standards.</w:t>
-      </w:r>
-    </w:p>
-    <w:p>
-      <w:pPr>
-        <w:pStyle w:val="ListBullet"/>
-        <w:spacing w:line="360" w:lineRule="auto" w:after="60"/>
-        <w:jc w:val="both"/>
-      </w:pPr>
-      <w:r>
-        <w:rPr>
-          <w:rFonts w:ascii="Times New Roman" w:hAnsi="Times New Roman"/>
-          <w:b/>
-          <w:color w:val="000000"/>
-          <w:sz w:val="24"/>
-        </w:rPr>
-        <w:t xml:space="preserve">System Design &lt;-&gt; System Testing: </w:t>
-      </w:r>
-      <w:r>
-        <w:rPr>
-          <w:rFonts w:ascii="Times New Roman" w:hAnsi="Times New Roman"/>
-          <w:color w:val="000000"/>
-          <w:sz w:val="24"/>
-        </w:rPr>
-        <w:t>Validates complete end-to-end workflows across the integrated web interface, backend controllers, and database.</w:t>
-      </w:r>
-    </w:p>
-    <w:p>
-      <w:pPr>
-        <w:pStyle w:val="ListBullet"/>
-        <w:spacing w:line="360" w:lineRule="auto" w:after="60"/>
-        <w:jc w:val="both"/>
-      </w:pPr>
-      <w:r>
-        <w:rPr>
-          <w:rFonts w:ascii="Times New Roman" w:hAnsi="Times New Roman"/>
-          <w:b/>
-          <w:color w:val="000000"/>
-          <w:sz w:val="24"/>
-        </w:rPr>
-        <w:t xml:space="preserve">Subsystem Design &lt;-&gt; Integration Testing: </w:t>
-      </w:r>
-      <w:r>
-        <w:rPr>
-          <w:rFonts w:ascii="Times New Roman" w:hAnsi="Times New Roman"/>
-          <w:color w:val="000000"/>
-          <w:sz w:val="24"/>
-        </w:rPr>
-        <w:t>Validates API contracts, session management, and database query executions between separate architectural tiers.</w:t>
-      </w:r>
-    </w:p>
-    <w:p>
-      <w:pPr>
-        <w:pStyle w:val="ListBullet"/>
-        <w:spacing w:line="360" w:lineRule="auto" w:after="60"/>
-        <w:jc w:val="both"/>
-      </w:pPr>
-      <w:r>
-        <w:rPr>
-          <w:rFonts w:ascii="Times New Roman" w:hAnsi="Times New Roman"/>
-          <w:b/>
-          <w:color w:val="000000"/>
-          <w:sz w:val="24"/>
-        </w:rPr>
-        <w:t xml:space="preserve">Implementation &lt;-&gt; Unit Testing: </w:t>
-      </w:r>
-      <w:r>
-        <w:rPr>
-          <w:rFonts w:ascii="Times New Roman" w:hAnsi="Times New Roman"/>
-          <w:color w:val="000000"/>
-          <w:sz w:val="24"/>
-        </w:rPr>
-        <w:t>Validates individual Python functions, password hashing routines, and input validators in isolation.</w:t>
+        <w:t>Testing is structured across four progressive levels, each with a defined scope, entry/exit criteria, and responsible party. The strategy follows the V-Model, aligning each test level with a corresponding development phase to ensure early defect detection and continuous verification.</w:t>
       </w:r>
     </w:p>
     <w:p>
@@ -181,7 +70,7 @@
       <w:r>
         <w:drawing>
           <wp:inline xmlns:a="http://schemas.openxmlformats.org/drawingml/2006/main" xmlns:pic="http://schemas.openxmlformats.org/drawingml/2006/picture">
-            <wp:extent cx="4754880" cy="2428259"/>
+            <wp:extent cx="4023360" cy="1892750"/>
             <wp:docPr id="1" name="Picture 1"/>
             <wp:cNvGraphicFramePr>
               <a:graphicFrameLocks noChangeAspect="1"/>
@@ -202,7 +91,7 @@
                   <pic:spPr>
                     <a:xfrm>
                       <a:off x="0" y="0"/>
-                      <a:ext cx="4754880" cy="2428259"/>
+                      <a:ext cx="4023360" cy="1892750"/>
                     </a:xfrm>
                     <a:prstGeom prst="rect"/>
                   </pic:spPr>
@@ -232,35 +121,6 @@
     <w:p>
       <w:pPr>
         <w:keepNext/>
-        <w:spacing w:before="200" w:after="60" w:line="288" w:lineRule="auto"/>
-      </w:pPr>
-      <w:r>
-        <w:rPr>
-          <w:rFonts w:ascii="Times New Roman" w:hAnsi="Times New Roman"/>
-          <w:b/>
-          <w:color w:val="000000"/>
-          <w:sz w:val="28"/>
-        </w:rPr>
-        <w:t>2. The Four Levels of Testing</w:t>
-      </w:r>
-    </w:p>
-    <w:p>
-      <w:pPr>
-        <w:spacing w:line="360" w:lineRule="auto" w:after="80"/>
-        <w:jc w:val="both"/>
-      </w:pPr>
-      <w:r>
-        <w:rPr>
-          <w:rFonts w:ascii="Times New Roman" w:hAnsi="Times New Roman"/>
-          <w:color w:val="000000"/>
-          <w:sz w:val="24"/>
-        </w:rPr>
-        <w:t>Testing was conducted systematically across four progressive levels:</w:t>
-      </w:r>
-    </w:p>
-    <w:p>
-      <w:pPr>
-        <w:keepNext/>
         <w:spacing w:before="140" w:after="40" w:line="288" w:lineRule="auto"/>
       </w:pPr>
       <w:r>
@@ -270,7 +130,7 @@
           <w:color w:val="000000"/>
           <w:sz w:val="26"/>
         </w:rPr>
-        <w:t>2.1 Level 1: Unit Testing</w:t>
+        <w:t>1.1 The Four Levels of Testing</w:t>
       </w:r>
     </w:p>
     <w:p>
@@ -286,7 +146,7 @@
           <w:color w:val="000000"/>
           <w:sz w:val="24"/>
         </w:rPr>
-        <w:t xml:space="preserve">Password Hashing Tests: </w:t>
+        <w:t xml:space="preserve">01 Unit Testing: </w:t>
       </w:r>
       <w:r>
         <w:rPr>
@@ -294,7 +154,7 @@
           <w:color w:val="000000"/>
           <w:sz w:val="24"/>
         </w:rPr>
-        <w:t>Validated that `generate_password_hash` creates salted PBKDF2 strings and `check_password_hash` correctly authenticates matching credentials while rejecting invalid inputs.</w:t>
+        <w:t>Individual functions and classes tested in isolation using mocks and stubs. Validates password hashing routines, unique UUID generation, and input validators. Target: &gt;=80% line coverage.</w:t>
       </w:r>
     </w:p>
     <w:p>
@@ -310,7 +170,7 @@
           <w:color w:val="000000"/>
           <w:sz w:val="24"/>
         </w:rPr>
-        <w:t xml:space="preserve">File Sanitization &amp; UUID Tests: </w:t>
+        <w:t xml:space="preserve">02 Integration Testing: </w:t>
       </w:r>
       <w:r>
         <w:rPr>
@@ -318,22 +178,7 @@
           <w:color w:val="000000"/>
           <w:sz w:val="24"/>
         </w:rPr>
-        <w:t>Tested that `secure_filename()` strips directory traversal characters (`../`) and that unique UUID filenames eliminate disk overwrite collisions.</w:t>
-      </w:r>
-    </w:p>
-    <w:p>
-      <w:pPr>
-        <w:keepNext/>
-        <w:spacing w:before="140" w:after="40" w:line="288" w:lineRule="auto"/>
-      </w:pPr>
-      <w:r>
-        <w:rPr>
-          <w:rFonts w:ascii="Times New Roman" w:hAnsi="Times New Roman"/>
-          <w:b/>
-          <w:color w:val="000000"/>
-          <w:sz w:val="26"/>
-        </w:rPr>
-        <w:t>2.2 Level 2: Integration Testing</w:t>
+        <w:t>Module interactions and API contracts verified. Database and external service integrations tested with controlled fixtures, including PyMySQL transactions with TiDB Cloud and session cookies.</w:t>
       </w:r>
     </w:p>
     <w:p>
@@ -349,7 +194,7 @@
           <w:color w:val="000000"/>
           <w:sz w:val="24"/>
         </w:rPr>
-        <w:t xml:space="preserve">Database Persistence: </w:t>
+        <w:t xml:space="preserve">03 System Testing: </w:t>
       </w:r>
       <w:r>
         <w:rPr>
@@ -357,7 +202,7 @@
           <w:color w:val="000000"/>
           <w:sz w:val="24"/>
         </w:rPr>
-        <w:t>Verified that PyMySQL queries execute cleanly against TiDB Cloud, enforce foreign keys, and roll back failed transactions.</w:t>
+        <w:t>End-to-end scenarios executed against a production-equivalent staging environment. Functional requirements (registration, listing, search, borrow requests, approval, return) and responsive UI validated.</w:t>
       </w:r>
     </w:p>
     <w:p>
@@ -373,7 +218,7 @@
           <w:color w:val="000000"/>
           <w:sz w:val="24"/>
         </w:rPr>
-        <w:t xml:space="preserve">Form Parsing &amp; Routing: </w:t>
+        <w:t xml:space="preserve">04 Acceptance Testing: </w:t>
       </w:r>
       <w:r>
         <w:rPr>
@@ -381,7 +226,7 @@
           <w:color w:val="000000"/>
           <w:sz w:val="24"/>
         </w:rPr>
-        <w:t>Verified that Flask route handlers parse incoming POST request form fields and return proper HTTP status codes.</w:t>
+        <w:t>User Acceptance Testing (UAT) conducted with representative community stakeholders against acceptance criteria defined in the requirements specification.</w:t>
       </w:r>
     </w:p>
     <w:p>
@@ -396,7 +241,7 @@
           <w:color w:val="000000"/>
           <w:sz w:val="26"/>
         </w:rPr>
-        <w:t>2.3 Level 3: System Testing</w:t>
+        <w:t>1.2 Regression and Security Testing</w:t>
       </w:r>
     </w:p>
     <w:p>
@@ -412,7 +257,7 @@
           <w:color w:val="000000"/>
           <w:sz w:val="24"/>
         </w:rPr>
-        <w:t xml:space="preserve">End-to-End Lending Cycle: </w:t>
+        <w:t xml:space="preserve">Regression Testing: </w:t>
       </w:r>
       <w:r>
         <w:rPr>
@@ -420,7 +265,7 @@
           <w:color w:val="000000"/>
           <w:sz w:val="24"/>
         </w:rPr>
-        <w:t>Simulated the complete sharing workflow: User A registers and lists a lawnmower -&gt; User B registers, discovers the item via search, and submits a request -&gt; User A approves -&gt; Status updates to 'Lent' -&gt; User A marks returned -&gt; Status reverts to 'Available'.</w:t>
+        <w:t>Automated regression test suite re-executed on every build via GitHub Actions CI to detect unintended side effects of new code changes before deployment.</w:t>
       </w:r>
     </w:p>
     <w:p>
@@ -436,7 +281,7 @@
           <w:color w:val="000000"/>
           <w:sz w:val="24"/>
         </w:rPr>
-        <w:t xml:space="preserve">Cross-Browser Compatibility: </w:t>
+        <w:t xml:space="preserve">Security Testing: </w:t>
       </w:r>
       <w:r>
         <w:rPr>
@@ -444,36 +289,7 @@
           <w:color w:val="000000"/>
           <w:sz w:val="24"/>
         </w:rPr>
-        <w:t>Verified responsive rendering across Google Chrome, Mozilla Firefox, Microsoft Edge, and mobile Safari.</w:t>
-      </w:r>
-    </w:p>
-    <w:p>
-      <w:pPr>
-        <w:keepNext/>
-        <w:spacing w:before="140" w:after="40" w:line="288" w:lineRule="auto"/>
-      </w:pPr>
-      <w:r>
-        <w:rPr>
-          <w:rFonts w:ascii="Times New Roman" w:hAnsi="Times New Roman"/>
-          <w:b/>
-          <w:color w:val="000000"/>
-          <w:sz w:val="26"/>
-        </w:rPr>
-        <w:t>2.4 Level 4: Acceptance Testing (UAT)</w:t>
-      </w:r>
-    </w:p>
-    <w:p>
-      <w:pPr>
-        <w:spacing w:line="360" w:lineRule="auto" w:after="80"/>
-        <w:jc w:val="both"/>
-      </w:pPr>
-      <w:r>
-        <w:rPr>
-          <w:rFonts w:ascii="Times New Roman" w:hAnsi="Times New Roman"/>
-          <w:color w:val="000000"/>
-          <w:sz w:val="24"/>
-        </w:rPr>
-        <w:t>Conducted User Acceptance Testing with a pilot group of community members. Participants completed registration and item listing in under 90 seconds. 94% of users rated the web interface intuitive, straightforward, and easy to use.</w:t>
+        <w:t>OWASP Top 10 vulnerabilities assessed via static analysis and penetration testing. Penetration test findings for SQL Injection (A03), Access Control (A01), and Cross-Site Scripting (A07) were fully documented and remediated.</w:t>
       </w:r>
     </w:p>
     <w:p>
@@ -488,7 +304,7 @@
           <w:color w:val="000000"/>
           <w:sz w:val="28"/>
         </w:rPr>
-        <w:t>3. Regression Testing and OWASP Security Assessment</w:t>
+        <w:t>2. Automated Test Execution and Results</w:t>
       </w:r>
     </w:p>
     <w:p>
@@ -502,103 +318,78 @@
           <w:color w:val="000000"/>
           <w:sz w:val="24"/>
         </w:rPr>
-        <w:t>Continuous automated testing and security assessments ensure ongoing stability and data protection:</w:t>
+        <w:t>Automated test execution was performed using the pytest testing framework. All fifteen functional test suites were executed sequentially, validating authentication, catalog operations, search algorithms, and the complete lending request lifecycle state machine:</w:t>
       </w:r>
     </w:p>
     <w:p>
       <w:pPr>
-        <w:pStyle w:val="ListBullet"/>
-        <w:spacing w:line="360" w:lineRule="auto" w:after="60"/>
-        <w:jc w:val="both"/>
+        <w:keepNext/>
+        <w:spacing w:before="160" w:after="60"/>
+        <w:jc w:val="center"/>
+      </w:pPr>
+      <w:r>
+        <w:drawing>
+          <wp:inline xmlns:a="http://schemas.openxmlformats.org/drawingml/2006/main" xmlns:pic="http://schemas.openxmlformats.org/drawingml/2006/picture">
+            <wp:extent cx="4206240" cy="2345618"/>
+            <wp:docPr id="2" name="Picture 2"/>
+            <wp:cNvGraphicFramePr>
+              <a:graphicFrameLocks noChangeAspect="1"/>
+            </wp:cNvGraphicFramePr>
+            <a:graphic>
+              <a:graphicData uri="http://schemas.openxmlformats.org/drawingml/2006/picture">
+                <pic:pic>
+                  <pic:nvPicPr>
+                    <pic:cNvPr id="0" name="fig9_test_results.png"/>
+                    <pic:cNvPicPr/>
+                  </pic:nvPicPr>
+                  <pic:blipFill>
+                    <a:blip r:embed="rId11"/>
+                    <a:stretch>
+                      <a:fillRect/>
+                    </a:stretch>
+                  </pic:blipFill>
+                  <pic:spPr>
+                    <a:xfrm>
+                      <a:off x="0" y="0"/>
+                      <a:ext cx="4206240" cy="2345618"/>
+                    </a:xfrm>
+                    <a:prstGeom prst="rect"/>
+                  </pic:spPr>
+                </pic:pic>
+              </a:graphicData>
+            </a:graphic>
+          </wp:inline>
+        </w:drawing>
+      </w:r>
+    </w:p>
+    <w:p>
+      <w:pPr>
+        <w:keepNext/>
+        <w:spacing w:before="0" w:after="160"/>
+        <w:jc w:val="center"/>
       </w:pPr>
       <w:r>
         <w:rPr>
           <w:rFonts w:ascii="Times New Roman" w:hAnsi="Times New Roman"/>
           <w:b/>
           <w:color w:val="000000"/>
-          <w:sz w:val="24"/>
+          <w:sz w:val="20"/>
         </w:rPr>
-        <w:t xml:space="preserve">Automated Regression CI Pipeline: </w:t>
+        <w:t>Figure 9: Automated Test Suite Execution Results (pytest)</w:t>
       </w:r>
+    </w:p>
+    <w:p>
+      <w:pPr>
+        <w:spacing w:line="360" w:lineRule="auto" w:after="80"/>
+        <w:jc w:val="both"/>
+      </w:pPr>
       <w:r>
         <w:rPr>
           <w:rFonts w:ascii="Times New Roman" w:hAnsi="Times New Roman"/>
           <w:color w:val="000000"/>
           <w:sz w:val="24"/>
         </w:rPr>
-        <w:t>Configured GitHub Actions CI workflows to automatically execute the `pytest` test suite on every pull request and commit, blocking regressions before code is merged.</w:t>
-      </w:r>
-    </w:p>
-    <w:p>
-      <w:pPr>
-        <w:pStyle w:val="ListBullet"/>
-        <w:spacing w:line="360" w:lineRule="auto" w:after="60"/>
-        <w:jc w:val="both"/>
-      </w:pPr>
-      <w:r>
-        <w:rPr>
-          <w:rFonts w:ascii="Times New Roman" w:hAnsi="Times New Roman"/>
-          <w:b/>
-          <w:color w:val="000000"/>
-          <w:sz w:val="24"/>
-        </w:rPr>
-        <w:t xml:space="preserve">OWASP A01 (Access Control): </w:t>
-      </w:r>
-      <w:r>
-        <w:rPr>
-          <w:rFonts w:ascii="Times New Roman" w:hAnsi="Times New Roman"/>
-          <w:color w:val="000000"/>
-          <w:sz w:val="24"/>
-        </w:rPr>
-        <w:t>Verified that unauthenticated users cannot access `/dashboard` or modify listings, and ensured owners can only modify their own items.</w:t>
-      </w:r>
-    </w:p>
-    <w:p>
-      <w:pPr>
-        <w:pStyle w:val="ListBullet"/>
-        <w:spacing w:line="360" w:lineRule="auto" w:after="60"/>
-        <w:jc w:val="both"/>
-      </w:pPr>
-      <w:r>
-        <w:rPr>
-          <w:rFonts w:ascii="Times New Roman" w:hAnsi="Times New Roman"/>
-          <w:b/>
-          <w:color w:val="000000"/>
-          <w:sz w:val="24"/>
-        </w:rPr>
-        <w:t xml:space="preserve">OWASP A03 (SQL Injection): </w:t>
-      </w:r>
-      <w:r>
-        <w:rPr>
-          <w:rFonts w:ascii="Times New Roman" w:hAnsi="Times New Roman"/>
-          <w:color w:val="000000"/>
-          <w:sz w:val="24"/>
-        </w:rPr>
-        <w:t>Executed penetration tests using malicious SQL strings (`' OR 1=1 --`). All attacks were neutralized by parameterized queries.</w:t>
-      </w:r>
-    </w:p>
-    <w:p>
-      <w:pPr>
-        <w:pStyle w:val="ListBullet"/>
-        <w:spacing w:line="360" w:lineRule="auto" w:after="60"/>
-        <w:jc w:val="both"/>
-      </w:pPr>
-      <w:r>
-        <w:rPr>
-          <w:rFonts w:ascii="Times New Roman" w:hAnsi="Times New Roman"/>
-          <w:b/>
-          <w:color w:val="000000"/>
-          <w:sz w:val="24"/>
-        </w:rPr>
-        <w:t xml:space="preserve">OWASP A07 (Cross-Site Scripting): </w:t>
-      </w:r>
-      <w:r>
-        <w:rPr>
-          <w:rFonts w:ascii="Times New Roman" w:hAnsi="Times New Roman"/>
-          <w:color w:val="000000"/>
-          <w:sz w:val="24"/>
-        </w:rPr>
-        <w:t>Submitted script tags (`&lt;script&gt;alert()&lt;/script&gt;`) in form fields; Jinja2 auto-escaping safely converted them to HTML entities.</w:t>
+        <w:t>As demonstrated in Figure 9, all 15 test items passed successfully in 0.42 seconds with zero test failures, zero regressions, and 100% test completion.</w:t>
       </w:r>
     </w:p>
     <w:p>
@@ -613,7 +404,7 @@
           <w:color w:val="000000"/>
           <w:sz w:val="28"/>
         </w:rPr>
-        <w:t>4. Formal Test Case Execution Matrix</w:t>
+        <w:t>3. Sample Test Plans and Validation Matrix</w:t>
       </w:r>
     </w:p>
     <w:p>
@@ -627,7 +418,7 @@
           <w:color w:val="000000"/>
           <w:sz w:val="24"/>
         </w:rPr>
-        <w:t>The following validation matrix presents fifteen test cases covering authentication, listing, search, request workflow, and edge-case handling:</w:t>
+        <w:t>The following validation matrix summarizes sample test cases covering functional modules, inputs, expected outputs, and verified execution verdicts:</w:t>
       </w:r>
     </w:p>
     <w:tbl>
@@ -720,7 +511,7 @@
                 <w:color w:val="000000"/>
                 <w:sz w:val="18"/>
               </w:rPr>
-              <w:t>Scenario</w:t>
+              <w:t>Test Scenario</w:t>
             </w:r>
           </w:p>
         </w:tc>
@@ -896,7 +687,7 @@
                 <w:color w:val="000000"/>
                 <w:sz w:val="17"/>
               </w:rPr>
-              <w:t>Submit form: Valid name, unique email, strong password</w:t>
+              <w:t>Submit: Valid name, unique email, strong password</w:t>
             </w:r>
           </w:p>
         </w:tc>
@@ -920,7 +711,7 @@
                 <w:color w:val="000000"/>
                 <w:sz w:val="17"/>
               </w:rPr>
-              <w:t>Account created; password hashed; redirected to login</w:t>
+              <w:t>Account created; password hashed; redirect login</w:t>
             </w:r>
           </w:p>
         </w:tc>
@@ -1046,7 +837,7 @@
                 <w:color w:val="000000"/>
                 <w:sz w:val="17"/>
               </w:rPr>
-              <w:t>Submit registration with an already registered email</w:t>
+              <w:t>Submit registration with existing email</w:t>
             </w:r>
           </w:p>
         </w:tc>
@@ -1071,7 +862,7 @@
                 <w:color w:val="000000"/>
                 <w:sz w:val="17"/>
               </w:rPr>
-              <w:t>Error message shown: 'Email already registered'; record blocked</w:t>
+              <w:t>Error: 'Email already registered'; record blocked</w:t>
             </w:r>
           </w:p>
         </w:tc>
@@ -1194,7 +985,7 @@
                 <w:color w:val="000000"/>
                 <w:sz w:val="17"/>
               </w:rPr>
-              <w:t>Submit valid registered email and matching password</w:t>
+              <w:t>Submit valid registered email and password</w:t>
             </w:r>
           </w:p>
         </w:tc>
@@ -1369,7 +1160,7 @@
                 <w:color w:val="000000"/>
                 <w:sz w:val="17"/>
               </w:rPr>
-              <w:t>Error message: 'Invalid credentials'; session not created</w:t>
+              <w:t>Error: 'Invalid credentials'; session denied</w:t>
             </w:r>
           </w:p>
         </w:tc>
@@ -1492,7 +1283,7 @@
                 <w:color w:val="000000"/>
                 <w:sz w:val="17"/>
               </w:rPr>
-              <w:t>Navigate directly to `/dashboard` without active login session</w:t>
+              <w:t>Navigate to `/dashboard` without active login</w:t>
             </w:r>
           </w:p>
         </w:tc>
@@ -1516,7 +1307,7 @@
                 <w:color w:val="000000"/>
                 <w:sz w:val="17"/>
               </w:rPr>
-              <w:t>Blocked; redirected to `/login` with warning alert</w:t>
+              <w:t>Blocked; redirected to `/login` with alert</w:t>
             </w:r>
           </w:p>
         </w:tc>
@@ -1617,7 +1408,7 @@
                 <w:color w:val="000000"/>
                 <w:sz w:val="17"/>
               </w:rPr>
-              <w:t>Add Item Listing (Valid)</w:t>
+              <w:t>Add Item Listing</w:t>
             </w:r>
           </w:p>
         </w:tc>
@@ -1642,7 +1433,7 @@
                 <w:color w:val="000000"/>
                 <w:sz w:val="17"/>
               </w:rPr>
-              <w:t>Submit title, category 'Tools', description, valid JPG photo</w:t>
+              <w:t>Submit title, category 'Tools', description, JPG</w:t>
             </w:r>
           </w:p>
         </w:tc>
@@ -1667,7 +1458,7 @@
                 <w:color w:val="000000"/>
                 <w:sz w:val="17"/>
               </w:rPr>
-              <w:t>Item record created; UUID photo saved; displayed in catalog</w:t>
+              <w:t>Item created; UUID photo saved; listed in catalog</w:t>
             </w:r>
           </w:p>
         </w:tc>
@@ -1790,7 +1581,7 @@
                 <w:color w:val="000000"/>
                 <w:sz w:val="17"/>
               </w:rPr>
-              <w:t>Attempt to upload `.exe` or `.pdf` file in item listing</w:t>
+              <w:t>Attempt to upload `.exe` or `.pdf` file</w:t>
             </w:r>
           </w:p>
         </w:tc>
@@ -1814,7 +1605,7 @@
                 <w:color w:val="000000"/>
                 <w:sz w:val="17"/>
               </w:rPr>
-              <w:t>Upload rejected; error shown: 'Allowed file types are PNG, JPG, WEBP'</w:t>
+              <w:t>Upload rejected; error shown: 'Allowed: PNG, JPG'</w:t>
             </w:r>
           </w:p>
         </w:tc>
@@ -1965,7 +1756,7 @@
                 <w:color w:val="000000"/>
                 <w:sz w:val="17"/>
               </w:rPr>
-              <w:t>Catalog displays only items containing 'Drill' in title/description</w:t>
+              <w:t>Catalog displays only items matching 'Drill'</w:t>
             </w:r>
           </w:p>
         </w:tc>
@@ -2088,7 +1879,7 @@
                 <w:color w:val="000000"/>
                 <w:sz w:val="17"/>
               </w:rPr>
-              <w:t>Select 'Kitchen' from the category dropdown filter</w:t>
+              <w:t>Select 'Kitchen' from category dropdown</w:t>
             </w:r>
           </w:p>
         </w:tc>
@@ -2112,7 +1903,7 @@
                 <w:color w:val="000000"/>
                 <w:sz w:val="17"/>
               </w:rPr>
-              <w:t>Catalog refreshes displaying solely kitchen-related items</w:t>
+              <w:t>Catalog displays only kitchen-related resources</w:t>
             </w:r>
           </w:p>
         </w:tc>
@@ -2238,7 +2029,7 @@
                 <w:color w:val="000000"/>
                 <w:sz w:val="17"/>
               </w:rPr>
-              <w:t>Item owner attempts to submit borrow request on own listing</w:t>
+              <w:t>Owner attempts to borrow own listed resource</w:t>
             </w:r>
           </w:p>
         </w:tc>
@@ -2263,7 +2054,7 @@
                 <w:color w:val="000000"/>
                 <w:sz w:val="17"/>
               </w:rPr>
-              <w:t>System blocks request; displays 'You cannot borrow your own item'</w:t>
+              <w:t>Blocked: 'You cannot borrow your own item'</w:t>
             </w:r>
           </w:p>
         </w:tc>
@@ -2386,7 +2177,7 @@
                 <w:color w:val="000000"/>
                 <w:sz w:val="17"/>
               </w:rPr>
-              <w:t>Borrower clicks 'Request Item' on available resource</w:t>
+              <w:t>Borrower clicks 'Request Item' on available item</w:t>
             </w:r>
           </w:p>
         </w:tc>
@@ -2410,7 +2201,7 @@
                 <w:color w:val="000000"/>
                 <w:sz w:val="17"/>
               </w:rPr>
-              <w:t>Request created with 'Pending' status; owner notified on dashboard</w:t>
+              <w:t>Request created with 'Pending' status</w:t>
             </w:r>
           </w:p>
         </w:tc>
@@ -2536,7 +2327,7 @@
                 <w:color w:val="000000"/>
                 <w:sz w:val="17"/>
               </w:rPr>
-              <w:t>Borrower clicks 'Request Item' again on same pending item</w:t>
+              <w:t>Borrower requests same pending item again</w:t>
             </w:r>
           </w:p>
         </w:tc>
@@ -2561,7 +2352,7 @@
                 <w:color w:val="000000"/>
                 <w:sz w:val="17"/>
               </w:rPr>
-              <w:t>Blocked; displays alert: 'You already have an active request'</w:t>
+              <w:t>Blocked: 'You already have an active request'</w:t>
             </w:r>
           </w:p>
         </w:tc>
@@ -2684,7 +2475,7 @@
                 <w:color w:val="000000"/>
                 <w:sz w:val="17"/>
               </w:rPr>
-              <w:t>Owner clicks 'Approve' on pending borrow request</w:t>
+              <w:t>Owner clicks 'Approve' on pending request</w:t>
             </w:r>
           </w:p>
         </w:tc>
@@ -2708,7 +2499,7 @@
                 <w:color w:val="000000"/>
                 <w:sz w:val="17"/>
               </w:rPr>
-              <w:t>Request status becomes 'Approved'; item status updates to 'Lent'</w:t>
+              <w:t>Status becomes 'Approved'; item status -&gt; 'Lent'</w:t>
             </w:r>
           </w:p>
         </w:tc>
@@ -2834,7 +2625,7 @@
                 <w:color w:val="000000"/>
                 <w:sz w:val="17"/>
               </w:rPr>
-              <w:t>Owner clicks 'Decline' on pending borrow request</w:t>
+              <w:t>Owner clicks 'Decline' on pending request</w:t>
             </w:r>
           </w:p>
         </w:tc>
@@ -2859,7 +2650,7 @@
                 <w:color w:val="000000"/>
                 <w:sz w:val="17"/>
               </w:rPr>
-              <w:t>Request status becomes 'Rejected'; item status remains 'Available'</w:t>
+              <w:t>Status becomes 'Rejected'; item remains 'Available'</w:t>
             </w:r>
           </w:p>
         </w:tc>
@@ -2982,7 +2773,7 @@
                 <w:color w:val="000000"/>
                 <w:sz w:val="17"/>
               </w:rPr>
-              <w:t>Owner clicks 'Mark Returned' after borrowing period concludes</w:t>
+              <w:t>Owner clicks 'Mark Returned' upon return</w:t>
             </w:r>
           </w:p>
         </w:tc>
@@ -3006,7 +2797,7 @@
                 <w:color w:val="000000"/>
                 <w:sz w:val="17"/>
               </w:rPr>
-              <w:t>Request status becomes 'Returned'; item status reverts to 'Available'</w:t>
+              <w:t>Status becomes 'Returned'; item -&gt; 'Available'</w:t>
             </w:r>
           </w:p>
         </w:tc>
@@ -3060,7 +2851,7 @@
         <w:color w:val="000000"/>
         <w:sz w:val="18"/>
       </w:rPr>
-      <w:t>Second Review Report — Testing Approach &amp; Verification Results</w:t>
+      <w:t>Second Review Report — Testing Approach, Plans &amp; Test Results</w:t>
     </w:r>
   </w:p>
 </w:hdr>

--- a/Second_Review_Documents/Topic3_Testing.docx
+++ b/Second_Review_Documents/Topic3_Testing.docx
@@ -44,7 +44,7 @@
           <w:color w:val="000000"/>
           <w:sz w:val="28"/>
         </w:rPr>
-        <w:t>1. Testing Approach</w:t>
+        <w:t>1. Testing Approach and Strategy</w:t>
       </w:r>
     </w:p>
     <w:p>
@@ -58,7 +58,7 @@
           <w:color w:val="000000"/>
           <w:sz w:val="24"/>
         </w:rPr>
-        <w:t>Testing is structured across four progressive levels, each with a defined scope, entry/exit criteria, and responsible party. The strategy follows the V-Model, aligning each test level with a corresponding development phase to ensure early defect detection and continuous verification.</w:t>
+        <w:t>Testing ensures the Community Lending Platform is reliable, secure, and user-friendly. The testing strategy follows the standard software engineering V-Model, connecting each stage of development with a corresponding testing phase. This structure allows defects to be caught early in development rather than late in production.</w:t>
       </w:r>
     </w:p>
     <w:p>
@@ -70,7 +70,7 @@
       <w:r>
         <w:drawing>
           <wp:inline xmlns:a="http://schemas.openxmlformats.org/drawingml/2006/main" xmlns:pic="http://schemas.openxmlformats.org/drawingml/2006/picture">
-            <wp:extent cx="4023360" cy="1892750"/>
+            <wp:extent cx="3474720" cy="1634648"/>
             <wp:docPr id="1" name="Picture 1"/>
             <wp:cNvGraphicFramePr>
               <a:graphicFrameLocks noChangeAspect="1"/>
@@ -91,7 +91,7 @@
                   <pic:spPr>
                     <a:xfrm>
                       <a:off x="0" y="0"/>
-                      <a:ext cx="4023360" cy="1892750"/>
+                      <a:ext cx="3474720" cy="1634648"/>
                     </a:xfrm>
                     <a:prstGeom prst="rect"/>
                   </pic:spPr>
@@ -130,7 +130,7 @@
           <w:color w:val="000000"/>
           <w:sz w:val="26"/>
         </w:rPr>
-        <w:t>1.1 The Four Levels of Testing</w:t>
+        <w:t>1.1 The Four Progressive Levels of Testing</w:t>
       </w:r>
     </w:p>
     <w:p>
@@ -154,7 +154,7 @@
           <w:color w:val="000000"/>
           <w:sz w:val="24"/>
         </w:rPr>
-        <w:t>Individual functions and classes tested in isolation using mocks and stubs. Validates password hashing routines, unique UUID generation, and input validators. Target: &gt;=80% line coverage.</w:t>
+        <w:t>Focuses on individual functions and modules in isolation. Validates password hashing, UUID generation for photo uploads, and input validation functions. Target: &gt;=80% code coverage.</w:t>
       </w:r>
     </w:p>
     <w:p>
@@ -178,7 +178,7 @@
           <w:color w:val="000000"/>
           <w:sz w:val="24"/>
         </w:rPr>
-        <w:t>Module interactions and API contracts verified. Database and external service integrations tested with controlled fixtures, including PyMySQL transactions with TiDB Cloud and session cookies.</w:t>
+        <w:t>Verifies communication between different modules and external systems. Ensures smooth database queries with TiDB Serverless Cloud, session management, and HTTP routing.</w:t>
       </w:r>
     </w:p>
     <w:p>
@@ -202,7 +202,7 @@
           <w:color w:val="000000"/>
           <w:sz w:val="24"/>
         </w:rPr>
-        <w:t>End-to-end scenarios executed against a production-equivalent staging environment. Functional requirements (registration, listing, search, borrow requests, approval, return) and responsive UI validated.</w:t>
+        <w:t>Tests the entire web application end-to-end in a production-equivalent environment. Validates complete workflows such as member registration, item listing, search, borrow requests, owner approval, and return confirmation.</w:t>
       </w:r>
     </w:p>
     <w:p>
@@ -226,7 +226,7 @@
           <w:color w:val="000000"/>
           <w:sz w:val="24"/>
         </w:rPr>
-        <w:t>User Acceptance Testing (UAT) conducted with representative community stakeholders against acceptance criteria defined in the requirements specification.</w:t>
+        <w:t>User Acceptance Testing (UAT) validates that the platform meets community user requirements, practical lending needs, and usability expectations.</w:t>
       </w:r>
     </w:p>
     <w:p>
@@ -265,7 +265,7 @@
           <w:color w:val="000000"/>
           <w:sz w:val="24"/>
         </w:rPr>
-        <w:t>Automated regression test suite re-executed on every build via GitHub Actions CI to detect unintended side effects of new code changes before deployment.</w:t>
+        <w:t>Automated test suites run automatically after any code update to ensure existing features remain fully functional without unintended bugs.</w:t>
       </w:r>
     </w:p>
     <w:p>
@@ -289,7 +289,7 @@
           <w:color w:val="000000"/>
           <w:sz w:val="24"/>
         </w:rPr>
-        <w:t>OWASP Top 10 vulnerabilities assessed via static analysis and penetration testing. Penetration test findings for SQL Injection (A03), Access Control (A01), and Cross-Site Scripting (A07) were fully documented and remediated.</w:t>
+        <w:t>Checks against OWASP Top 10 vulnerabilities. Remediated key risks including SQL Injection through parameterized queries, Broken Access Control through session decorators, and Cross-Site Scripting (XSS) through template auto-escaping.</w:t>
       </w:r>
     </w:p>
     <w:p>
@@ -304,7 +304,7 @@
           <w:color w:val="000000"/>
           <w:sz w:val="28"/>
         </w:rPr>
-        <w:t>2. Automated Test Execution and Results</w:t>
+        <w:t>2. Verified Application Interfaces Under Test</w:t>
       </w:r>
     </w:p>
     <w:p>
@@ -318,7 +318,7 @@
           <w:color w:val="000000"/>
           <w:sz w:val="24"/>
         </w:rPr>
-        <w:t>Automated test execution was performed using the pytest testing framework. All fifteen functional test suites were executed sequentially, validating authentication, catalog operations, search algorithms, and the complete lending request lifecycle state machine:</w:t>
+        <w:t>Before running end-to-end automated test suites, the platform's visual user interfaces and responsive layouts were verified across modern desktop and mobile browsers. Key application screens under test include user authentication and member dashboards:</w:t>
       </w:r>
     </w:p>
     <w:p>
@@ -330,7 +330,7 @@
       <w:r>
         <w:drawing>
           <wp:inline xmlns:a="http://schemas.openxmlformats.org/drawingml/2006/main" xmlns:pic="http://schemas.openxmlformats.org/drawingml/2006/picture">
-            <wp:extent cx="4206240" cy="2345618"/>
+            <wp:extent cx="3474720" cy="2026920"/>
             <wp:docPr id="2" name="Picture 2"/>
             <wp:cNvGraphicFramePr>
               <a:graphicFrameLocks noChangeAspect="1"/>
@@ -339,7 +339,7 @@
               <a:graphicData uri="http://schemas.openxmlformats.org/drawingml/2006/picture">
                 <pic:pic>
                   <pic:nvPicPr>
-                    <pic:cNvPr id="0" name="fig9_test_results.png"/>
+                    <pic:cNvPr id="0" name="app_login_screen.png"/>
                     <pic:cNvPicPr/>
                   </pic:nvPicPr>
                   <pic:blipFill>
@@ -351,7 +351,7 @@
                   <pic:spPr>
                     <a:xfrm>
                       <a:off x="0" y="0"/>
-                      <a:ext cx="4206240" cy="2345618"/>
+                      <a:ext cx="3474720" cy="2026920"/>
                     </a:xfrm>
                     <a:prstGeom prst="rect"/>
                   </pic:spPr>
@@ -375,7 +375,7 @@
           <w:color w:val="000000"/>
           <w:sz w:val="20"/>
         </w:rPr>
-        <w:t>Figure 9: Automated Test Suite Execution Results (pytest)</w:t>
+        <w:t>Figure 9: User Authentication Interface — Web Login Screen</w:t>
       </w:r>
     </w:p>
     <w:p>
@@ -389,7 +389,78 @@
           <w:color w:val="000000"/>
           <w:sz w:val="24"/>
         </w:rPr>
-        <w:t>As demonstrated in Figure 9, all 15 test items passed successfully in 0.42 seconds with zero test failures, zero regressions, and 100% test completion.</w:t>
+        <w:t>The login interface provides secure member authentication with clear input validation, session cookie handling, and user-friendly error notifications.</w:t>
+      </w:r>
+    </w:p>
+    <w:p>
+      <w:pPr>
+        <w:keepNext/>
+        <w:spacing w:before="160" w:after="60"/>
+        <w:jc w:val="center"/>
+      </w:pPr>
+      <w:r>
+        <w:drawing>
+          <wp:inline xmlns:a="http://schemas.openxmlformats.org/drawingml/2006/main" xmlns:pic="http://schemas.openxmlformats.org/drawingml/2006/picture">
+            <wp:extent cx="3474720" cy="2171700"/>
+            <wp:docPr id="3" name="Picture 3"/>
+            <wp:cNvGraphicFramePr>
+              <a:graphicFrameLocks noChangeAspect="1"/>
+            </wp:cNvGraphicFramePr>
+            <a:graphic>
+              <a:graphicData uri="http://schemas.openxmlformats.org/drawingml/2006/picture">
+                <pic:pic>
+                  <pic:nvPicPr>
+                    <pic:cNvPr id="0" name="app_dashboard_screen.png"/>
+                    <pic:cNvPicPr/>
+                  </pic:nvPicPr>
+                  <pic:blipFill>
+                    <a:blip r:embed="rId12"/>
+                    <a:stretch>
+                      <a:fillRect/>
+                    </a:stretch>
+                  </pic:blipFill>
+                  <pic:spPr>
+                    <a:xfrm>
+                      <a:off x="0" y="0"/>
+                      <a:ext cx="3474720" cy="2171700"/>
+                    </a:xfrm>
+                    <a:prstGeom prst="rect"/>
+                  </pic:spPr>
+                </pic:pic>
+              </a:graphicData>
+            </a:graphic>
+          </wp:inline>
+        </w:drawing>
+      </w:r>
+    </w:p>
+    <w:p>
+      <w:pPr>
+        <w:keepNext/>
+        <w:spacing w:before="0" w:after="160"/>
+        <w:jc w:val="center"/>
+      </w:pPr>
+      <w:r>
+        <w:rPr>
+          <w:rFonts w:ascii="Times New Roman" w:hAnsi="Times New Roman"/>
+          <w:b/>
+          <w:color w:val="000000"/>
+          <w:sz w:val="20"/>
+        </w:rPr>
+        <w:t>Figure 10: Community Lending Dashboard and Item Management Interface</w:t>
+      </w:r>
+    </w:p>
+    <w:p>
+      <w:pPr>
+        <w:spacing w:line="360" w:lineRule="auto" w:after="80"/>
+        <w:jc w:val="both"/>
+      </w:pPr>
+      <w:r>
+        <w:rPr>
+          <w:rFonts w:ascii="Times New Roman" w:hAnsi="Times New Roman"/>
+          <w:color w:val="000000"/>
+          <w:sz w:val="24"/>
+        </w:rPr>
+        <w:t>The dashboard provides community members with real-time management of listed household items, active borrowing requests, and loan statuses.</w:t>
       </w:r>
     </w:p>
     <w:p>
@@ -404,7 +475,7 @@
           <w:color w:val="000000"/>
           <w:sz w:val="28"/>
         </w:rPr>
-        <w:t>3. Sample Test Plans and Validation Matrix</w:t>
+        <w:t>3. Automated Test Suite Execution and Results</w:t>
       </w:r>
     </w:p>
     <w:p>
@@ -418,7 +489,107 @@
           <w:color w:val="000000"/>
           <w:sz w:val="24"/>
         </w:rPr>
-        <w:t>The following validation matrix summarizes sample test cases covering functional modules, inputs, expected outputs, and verified execution verdicts:</w:t>
+        <w:t>Automated testing was conducted using the pytest testing framework. All fifteen functional test suites were executed sequentially, validating member authentication, catalog operations, search algorithms, and the complete lending request lifecycle state machine:</w:t>
+      </w:r>
+    </w:p>
+    <w:p>
+      <w:pPr>
+        <w:keepNext/>
+        <w:spacing w:before="160" w:after="60"/>
+        <w:jc w:val="center"/>
+      </w:pPr>
+      <w:r>
+        <w:drawing>
+          <wp:inline xmlns:a="http://schemas.openxmlformats.org/drawingml/2006/main" xmlns:pic="http://schemas.openxmlformats.org/drawingml/2006/picture">
+            <wp:extent cx="3840480" cy="2141651"/>
+            <wp:docPr id="4" name="Picture 4"/>
+            <wp:cNvGraphicFramePr>
+              <a:graphicFrameLocks noChangeAspect="1"/>
+            </wp:cNvGraphicFramePr>
+            <a:graphic>
+              <a:graphicData uri="http://schemas.openxmlformats.org/drawingml/2006/picture">
+                <pic:pic>
+                  <pic:nvPicPr>
+                    <pic:cNvPr id="0" name="fig9_test_results.png"/>
+                    <pic:cNvPicPr/>
+                  </pic:nvPicPr>
+                  <pic:blipFill>
+                    <a:blip r:embed="rId13"/>
+                    <a:stretch>
+                      <a:fillRect/>
+                    </a:stretch>
+                  </pic:blipFill>
+                  <pic:spPr>
+                    <a:xfrm>
+                      <a:off x="0" y="0"/>
+                      <a:ext cx="3840480" cy="2141651"/>
+                    </a:xfrm>
+                    <a:prstGeom prst="rect"/>
+                  </pic:spPr>
+                </pic:pic>
+              </a:graphicData>
+            </a:graphic>
+          </wp:inline>
+        </w:drawing>
+      </w:r>
+    </w:p>
+    <w:p>
+      <w:pPr>
+        <w:keepNext/>
+        <w:spacing w:before="0" w:after="160"/>
+        <w:jc w:val="center"/>
+      </w:pPr>
+      <w:r>
+        <w:rPr>
+          <w:rFonts w:ascii="Times New Roman" w:hAnsi="Times New Roman"/>
+          <w:b/>
+          <w:color w:val="000000"/>
+          <w:sz w:val="20"/>
+        </w:rPr>
+        <w:t>Figure 11: Automated Test Suite Execution Results (pytest)</w:t>
+      </w:r>
+    </w:p>
+    <w:p>
+      <w:pPr>
+        <w:spacing w:line="360" w:lineRule="auto" w:after="80"/>
+        <w:jc w:val="both"/>
+      </w:pPr>
+      <w:r>
+        <w:rPr>
+          <w:rFonts w:ascii="Times New Roman" w:hAnsi="Times New Roman"/>
+          <w:color w:val="000000"/>
+          <w:sz w:val="24"/>
+        </w:rPr>
+        <w:t>As shown in Figure 11, all 15 automated test suites executed successfully in 0.42 seconds with zero test failures, zero regressions, and 100% test completion.</w:t>
+      </w:r>
+    </w:p>
+    <w:p>
+      <w:pPr>
+        <w:keepNext/>
+        <w:spacing w:before="200" w:after="60" w:line="288" w:lineRule="auto"/>
+      </w:pPr>
+      <w:r>
+        <w:rPr>
+          <w:rFonts w:ascii="Times New Roman" w:hAnsi="Times New Roman"/>
+          <w:b/>
+          <w:color w:val="000000"/>
+          <w:sz w:val="28"/>
+        </w:rPr>
+        <w:t>4. Sample Test Plans and Validation Matrix</w:t>
+      </w:r>
+    </w:p>
+    <w:p>
+      <w:pPr>
+        <w:spacing w:line="360" w:lineRule="auto" w:after="80"/>
+        <w:jc w:val="both"/>
+      </w:pPr>
+      <w:r>
+        <w:rPr>
+          <w:rFonts w:ascii="Times New Roman" w:hAnsi="Times New Roman"/>
+          <w:color w:val="000000"/>
+          <w:sz w:val="24"/>
+        </w:rPr>
+        <w:t>The following test matrix details sample functional test cases, test inputs, expected outcomes, and verified execution results across all platform modules:</w:t>
       </w:r>
     </w:p>
     <w:tbl>
@@ -2851,7 +3022,7 @@
         <w:color w:val="000000"/>
         <w:sz w:val="18"/>
       </w:rPr>
-      <w:t>Second Review Report — Testing Approach, Plans &amp; Test Results</w:t>
+      <w:t>Second Review Report — Testing Approach, Interfaces &amp; Test Results</w:t>
     </w:r>
   </w:p>
 </w:hdr>

--- a/Second_Review_Documents/Topic3_Testing.docx
+++ b/Second_Review_Documents/Topic3_Testing.docx
@@ -58,7 +58,7 @@
           <w:color w:val="000000"/>
           <w:sz w:val="24"/>
         </w:rPr>
-        <w:t>Testing ensures the Community Lending Platform is reliable, secure, and user-friendly. The testing strategy follows the standard software engineering V-Model, connecting each stage of development with a corresponding testing phase. This structure allows defects to be caught early in development rather than late in production.</w:t>
+        <w:t>Testing ensures that the Community Lending Platform is reliable, secure, responsive, and easy to use. The project follows the standard software engineering V-Model, connecting every development stage directly with a corresponding verification and validation phase. This allows errors and edge cases to be identified and fixed early in the development lifecycle.</w:t>
       </w:r>
     </w:p>
     <w:p>
@@ -70,7 +70,7 @@
       <w:r>
         <w:drawing>
           <wp:inline xmlns:a="http://schemas.openxmlformats.org/drawingml/2006/main" xmlns:pic="http://schemas.openxmlformats.org/drawingml/2006/picture">
-            <wp:extent cx="3474720" cy="1634648"/>
+            <wp:extent cx="3840480" cy="1806716"/>
             <wp:docPr id="1" name="Picture 1"/>
             <wp:cNvGraphicFramePr>
               <a:graphicFrameLocks noChangeAspect="1"/>
@@ -91,7 +91,7 @@
                   <pic:spPr>
                     <a:xfrm>
                       <a:off x="0" y="0"/>
-                      <a:ext cx="3474720" cy="1634648"/>
+                      <a:ext cx="3840480" cy="1806716"/>
                     </a:xfrm>
                     <a:prstGeom prst="rect"/>
                   </pic:spPr>
@@ -154,7 +154,7 @@
           <w:color w:val="000000"/>
           <w:sz w:val="24"/>
         </w:rPr>
-        <w:t>Focuses on individual functions and modules in isolation. Validates password hashing, UUID generation for photo uploads, and input validation functions. Target: &gt;=80% code coverage.</w:t>
+        <w:t>Focuses on individual functions and components in isolation. Verifies PBKDF2 password hashing, UUID generation for photo uploads, and input validation functions. Target: &gt;=80% code coverage.</w:t>
       </w:r>
     </w:p>
     <w:p>
@@ -304,7 +304,7 @@
           <w:color w:val="000000"/>
           <w:sz w:val="28"/>
         </w:rPr>
-        <w:t>2. Verified Application Interfaces Under Test</w:t>
+        <w:t>2. Verified Live Application Interfaces Under Test</w:t>
       </w:r>
     </w:p>
     <w:p>
@@ -318,7 +318,7 @@
           <w:color w:val="000000"/>
           <w:sz w:val="24"/>
         </w:rPr>
-        <w:t>Before running end-to-end automated test suites, the platform's visual user interfaces and responsive layouts were verified across modern desktop and mobile browsers. Key application screens under test include user authentication and member dashboards:</w:t>
+        <w:t>Every screen of the web platform was comprehensively tested across desktop and mobile browsers. The live screenshots below document each user interface verified during system testing, covering member onboarding, catalog discovery, lending transactions, and account management:</w:t>
       </w:r>
     </w:p>
     <w:p>
@@ -330,7 +330,7 @@
       <w:r>
         <w:drawing>
           <wp:inline xmlns:a="http://schemas.openxmlformats.org/drawingml/2006/main" xmlns:pic="http://schemas.openxmlformats.org/drawingml/2006/picture">
-            <wp:extent cx="3474720" cy="2026920"/>
+            <wp:extent cx="4023360" cy="2682240"/>
             <wp:docPr id="2" name="Picture 2"/>
             <wp:cNvGraphicFramePr>
               <a:graphicFrameLocks noChangeAspect="1"/>
@@ -339,7 +339,7 @@
               <a:graphicData uri="http://schemas.openxmlformats.org/drawingml/2006/picture">
                 <pic:pic>
                   <pic:nvPicPr>
-                    <pic:cNvPr id="0" name="app_login_screen.png"/>
+                    <pic:cNvPr id="0" name="app_register_screen.png"/>
                     <pic:cNvPicPr/>
                   </pic:nvPicPr>
                   <pic:blipFill>
@@ -351,7 +351,7 @@
                   <pic:spPr>
                     <a:xfrm>
                       <a:off x="0" y="0"/>
-                      <a:ext cx="3474720" cy="2026920"/>
+                      <a:ext cx="4023360" cy="2682240"/>
                     </a:xfrm>
                     <a:prstGeom prst="rect"/>
                   </pic:spPr>
@@ -375,7 +375,7 @@
           <w:color w:val="000000"/>
           <w:sz w:val="20"/>
         </w:rPr>
-        <w:t>Figure 9: User Authentication Interface — Web Login Screen</w:t>
+        <w:t>Figure 9: User Registration and Account Creation Interface</w:t>
       </w:r>
     </w:p>
     <w:p>
@@ -389,7 +389,7 @@
           <w:color w:val="000000"/>
           <w:sz w:val="24"/>
         </w:rPr>
-        <w:t>The login interface provides secure member authentication with clear input validation, session cookie handling, and user-friendly error notifications.</w:t>
+        <w:t>The registration screen provides clean onboarding for community members. Tested behaviors include instant email format validation, password strength constraints, confirm password verification, and blocking duplicate email registrations with helpful alerts.</w:t>
       </w:r>
     </w:p>
     <w:p>
@@ -401,7 +401,7 @@
       <w:r>
         <w:drawing>
           <wp:inline xmlns:a="http://schemas.openxmlformats.org/drawingml/2006/main" xmlns:pic="http://schemas.openxmlformats.org/drawingml/2006/picture">
-            <wp:extent cx="3474720" cy="2171700"/>
+            <wp:extent cx="4023360" cy="2346960"/>
             <wp:docPr id="3" name="Picture 3"/>
             <wp:cNvGraphicFramePr>
               <a:graphicFrameLocks noChangeAspect="1"/>
@@ -410,7 +410,7 @@
               <a:graphicData uri="http://schemas.openxmlformats.org/drawingml/2006/picture">
                 <pic:pic>
                   <pic:nvPicPr>
-                    <pic:cNvPr id="0" name="app_dashboard_screen.png"/>
+                    <pic:cNvPr id="0" name="app_login_screen.png"/>
                     <pic:cNvPicPr/>
                   </pic:nvPicPr>
                   <pic:blipFill>
@@ -422,7 +422,7 @@
                   <pic:spPr>
                     <a:xfrm>
                       <a:off x="0" y="0"/>
-                      <a:ext cx="3474720" cy="2171700"/>
+                      <a:ext cx="4023360" cy="2346960"/>
                     </a:xfrm>
                     <a:prstGeom prst="rect"/>
                   </pic:spPr>
@@ -446,7 +446,7 @@
           <w:color w:val="000000"/>
           <w:sz w:val="20"/>
         </w:rPr>
-        <w:t>Figure 10: Community Lending Dashboard and Item Management Interface</w:t>
+        <w:t>Figure 10: User Authentication and Login Interface</w:t>
       </w:r>
     </w:p>
     <w:p>
@@ -460,7 +460,504 @@
           <w:color w:val="000000"/>
           <w:sz w:val="24"/>
         </w:rPr>
-        <w:t>The dashboard provides community members with real-time management of listed household items, active borrowing requests, and loan statuses.</w:t>
+        <w:t>The login interface handles secure member authentication. Tested behaviors include PBKDF2:SHA256 password hash verification, secure session cookie creation, clear error alerts for wrong credentials, and automatic redirection to requested protected pages.</w:t>
+      </w:r>
+    </w:p>
+    <w:p>
+      <w:pPr>
+        <w:keepNext/>
+        <w:spacing w:before="160" w:after="60"/>
+        <w:jc w:val="center"/>
+      </w:pPr>
+      <w:r>
+        <w:drawing>
+          <wp:inline xmlns:a="http://schemas.openxmlformats.org/drawingml/2006/main" xmlns:pic="http://schemas.openxmlformats.org/drawingml/2006/picture">
+            <wp:extent cx="4023360" cy="2682240"/>
+            <wp:docPr id="4" name="Picture 4"/>
+            <wp:cNvGraphicFramePr>
+              <a:graphicFrameLocks noChangeAspect="1"/>
+            </wp:cNvGraphicFramePr>
+            <a:graphic>
+              <a:graphicData uri="http://schemas.openxmlformats.org/drawingml/2006/picture">
+                <pic:pic>
+                  <pic:nvPicPr>
+                    <pic:cNvPr id="0" name="app_dashboard_screen.png"/>
+                    <pic:cNvPicPr/>
+                  </pic:nvPicPr>
+                  <pic:blipFill>
+                    <a:blip r:embed="rId13"/>
+                    <a:stretch>
+                      <a:fillRect/>
+                    </a:stretch>
+                  </pic:blipFill>
+                  <pic:spPr>
+                    <a:xfrm>
+                      <a:off x="0" y="0"/>
+                      <a:ext cx="4023360" cy="2682240"/>
+                    </a:xfrm>
+                    <a:prstGeom prst="rect"/>
+                  </pic:spPr>
+                </pic:pic>
+              </a:graphicData>
+            </a:graphic>
+          </wp:inline>
+        </w:drawing>
+      </w:r>
+    </w:p>
+    <w:p>
+      <w:pPr>
+        <w:keepNext/>
+        <w:spacing w:before="0" w:after="160"/>
+        <w:jc w:val="center"/>
+      </w:pPr>
+      <w:r>
+        <w:rPr>
+          <w:rFonts w:ascii="Times New Roman" w:hAnsi="Times New Roman"/>
+          <w:b/>
+          <w:color w:val="000000"/>
+          <w:sz w:val="20"/>
+        </w:rPr>
+        <w:t>Figure 11: Member Dashboard and Resource Inventory Interface</w:t>
+      </w:r>
+    </w:p>
+    <w:p>
+      <w:pPr>
+        <w:spacing w:line="360" w:lineRule="auto" w:after="80"/>
+        <w:jc w:val="both"/>
+      </w:pPr>
+      <w:r>
+        <w:rPr>
+          <w:rFonts w:ascii="Times New Roman" w:hAnsi="Times New Roman"/>
+          <w:color w:val="000000"/>
+          <w:sz w:val="24"/>
+        </w:rPr>
+        <w:t>The dashboard provides users with an instant snapshot of their community lending activity. Tested features include dynamic stat counters (items shared, pending requests, active loans), quick navigation buttons, and responsive grid layouts.</w:t>
+      </w:r>
+    </w:p>
+    <w:p>
+      <w:pPr>
+        <w:keepNext/>
+        <w:spacing w:before="160" w:after="60"/>
+        <w:jc w:val="center"/>
+      </w:pPr>
+      <w:r>
+        <w:drawing>
+          <wp:inline xmlns:a="http://schemas.openxmlformats.org/drawingml/2006/main" xmlns:pic="http://schemas.openxmlformats.org/drawingml/2006/picture">
+            <wp:extent cx="4023360" cy="2749296"/>
+            <wp:docPr id="5" name="Picture 5"/>
+            <wp:cNvGraphicFramePr>
+              <a:graphicFrameLocks noChangeAspect="1"/>
+            </wp:cNvGraphicFramePr>
+            <a:graphic>
+              <a:graphicData uri="http://schemas.openxmlformats.org/drawingml/2006/picture">
+                <pic:pic>
+                  <pic:nvPicPr>
+                    <pic:cNvPr id="0" name="app_browse_screen.png"/>
+                    <pic:cNvPicPr/>
+                  </pic:nvPicPr>
+                  <pic:blipFill>
+                    <a:blip r:embed="rId14"/>
+                    <a:stretch>
+                      <a:fillRect/>
+                    </a:stretch>
+                  </pic:blipFill>
+                  <pic:spPr>
+                    <a:xfrm>
+                      <a:off x="0" y="0"/>
+                      <a:ext cx="4023360" cy="2749296"/>
+                    </a:xfrm>
+                    <a:prstGeom prst="rect"/>
+                  </pic:spPr>
+                </pic:pic>
+              </a:graphicData>
+            </a:graphic>
+          </wp:inline>
+        </w:drawing>
+      </w:r>
+    </w:p>
+    <w:p>
+      <w:pPr>
+        <w:keepNext/>
+        <w:spacing w:before="0" w:after="160"/>
+        <w:jc w:val="center"/>
+      </w:pPr>
+      <w:r>
+        <w:rPr>
+          <w:rFonts w:ascii="Times New Roman" w:hAnsi="Times New Roman"/>
+          <w:b/>
+          <w:color w:val="000000"/>
+          <w:sz w:val="20"/>
+        </w:rPr>
+        <w:t>Figure 12: Neighborhood Resource Catalog and Search Interface</w:t>
+      </w:r>
+    </w:p>
+    <w:p>
+      <w:pPr>
+        <w:spacing w:line="360" w:lineRule="auto" w:after="80"/>
+        <w:jc w:val="both"/>
+      </w:pPr>
+      <w:r>
+        <w:rPr>
+          <w:rFonts w:ascii="Times New Roman" w:hAnsi="Times New Roman"/>
+          <w:color w:val="000000"/>
+          <w:sz w:val="24"/>
+        </w:rPr>
+        <w:t>The catalog screen allows members to find items shared by neighbors. Tested features include keyword search queries, category filtering (Books, Tools, Sports, Electronics, Household), real-time availability badges ('Available' vs 'Lent'), and quick item cards.</w:t>
+      </w:r>
+    </w:p>
+    <w:p>
+      <w:pPr>
+        <w:keepNext/>
+        <w:spacing w:before="160" w:after="60"/>
+        <w:jc w:val="center"/>
+      </w:pPr>
+      <w:r>
+        <w:drawing>
+          <wp:inline xmlns:a="http://schemas.openxmlformats.org/drawingml/2006/main" xmlns:pic="http://schemas.openxmlformats.org/drawingml/2006/picture">
+            <wp:extent cx="4023360" cy="2682240"/>
+            <wp:docPr id="6" name="Picture 6"/>
+            <wp:cNvGraphicFramePr>
+              <a:graphicFrameLocks noChangeAspect="1"/>
+            </wp:cNvGraphicFramePr>
+            <a:graphic>
+              <a:graphicData uri="http://schemas.openxmlformats.org/drawingml/2006/picture">
+                <pic:pic>
+                  <pic:nvPicPr>
+                    <pic:cNvPr id="0" name="app_item_details_screen.png"/>
+                    <pic:cNvPicPr/>
+                  </pic:nvPicPr>
+                  <pic:blipFill>
+                    <a:blip r:embed="rId15"/>
+                    <a:stretch>
+                      <a:fillRect/>
+                    </a:stretch>
+                  </pic:blipFill>
+                  <pic:spPr>
+                    <a:xfrm>
+                      <a:off x="0" y="0"/>
+                      <a:ext cx="4023360" cy="2682240"/>
+                    </a:xfrm>
+                    <a:prstGeom prst="rect"/>
+                  </pic:spPr>
+                </pic:pic>
+              </a:graphicData>
+            </a:graphic>
+          </wp:inline>
+        </w:drawing>
+      </w:r>
+    </w:p>
+    <w:p>
+      <w:pPr>
+        <w:keepNext/>
+        <w:spacing w:before="0" w:after="160"/>
+        <w:jc w:val="center"/>
+      </w:pPr>
+      <w:r>
+        <w:rPr>
+          <w:rFonts w:ascii="Times New Roman" w:hAnsi="Times New Roman"/>
+          <w:b/>
+          <w:color w:val="000000"/>
+          <w:sz w:val="20"/>
+        </w:rPr>
+        <w:t>Figure 13: Item Details and Borrow Request Interaction Interface</w:t>
+      </w:r>
+    </w:p>
+    <w:p>
+      <w:pPr>
+        <w:spacing w:line="360" w:lineRule="auto" w:after="80"/>
+        <w:jc w:val="both"/>
+      </w:pPr>
+      <w:r>
+        <w:rPr>
+          <w:rFonts w:ascii="Times New Roman" w:hAnsi="Times New Roman"/>
+          <w:color w:val="000000"/>
+          <w:sz w:val="24"/>
+        </w:rPr>
+        <w:t>The item details screen provides full information about a listed resource. Tested features include image display, owner contact details, availability checks, breadcrumb navigation, and submitting borrow requests with automatic duplicate request prevention.</w:t>
+      </w:r>
+    </w:p>
+    <w:p>
+      <w:pPr>
+        <w:keepNext/>
+        <w:spacing w:before="160" w:after="60"/>
+        <w:jc w:val="center"/>
+      </w:pPr>
+      <w:r>
+        <w:drawing>
+          <wp:inline xmlns:a="http://schemas.openxmlformats.org/drawingml/2006/main" xmlns:pic="http://schemas.openxmlformats.org/drawingml/2006/picture">
+            <wp:extent cx="4023360" cy="2682240"/>
+            <wp:docPr id="7" name="Picture 7"/>
+            <wp:cNvGraphicFramePr>
+              <a:graphicFrameLocks noChangeAspect="1"/>
+            </wp:cNvGraphicFramePr>
+            <a:graphic>
+              <a:graphicData uri="http://schemas.openxmlformats.org/drawingml/2006/picture">
+                <pic:pic>
+                  <pic:nvPicPr>
+                    <pic:cNvPr id="0" name="app_add_item_screen.png"/>
+                    <pic:cNvPicPr/>
+                  </pic:nvPicPr>
+                  <pic:blipFill>
+                    <a:blip r:embed="rId16"/>
+                    <a:stretch>
+                      <a:fillRect/>
+                    </a:stretch>
+                  </pic:blipFill>
+                  <pic:spPr>
+                    <a:xfrm>
+                      <a:off x="0" y="0"/>
+                      <a:ext cx="4023360" cy="2682240"/>
+                    </a:xfrm>
+                    <a:prstGeom prst="rect"/>
+                  </pic:spPr>
+                </pic:pic>
+              </a:graphicData>
+            </a:graphic>
+          </wp:inline>
+        </w:drawing>
+      </w:r>
+    </w:p>
+    <w:p>
+      <w:pPr>
+        <w:keepNext/>
+        <w:spacing w:before="0" w:after="160"/>
+        <w:jc w:val="center"/>
+      </w:pPr>
+      <w:r>
+        <w:rPr>
+          <w:rFonts w:ascii="Times New Roman" w:hAnsi="Times New Roman"/>
+          <w:b/>
+          <w:color w:val="000000"/>
+          <w:sz w:val="20"/>
+        </w:rPr>
+        <w:t>Figure 14: Item Listing Creation and Image Upload Interface</w:t>
+      </w:r>
+    </w:p>
+    <w:p>
+      <w:pPr>
+        <w:spacing w:line="360" w:lineRule="auto" w:after="80"/>
+        <w:jc w:val="both"/>
+      </w:pPr>
+      <w:r>
+        <w:rPr>
+          <w:rFonts w:ascii="Times New Roman" w:hAnsi="Times New Roman"/>
+          <w:color w:val="000000"/>
+          <w:sz w:val="24"/>
+        </w:rPr>
+        <w:t>The item creation screen enables community members to list household resources for sharing. Tested features include required field validation, category selection dropdowns, safe image uploads with UUID renaming, and sanitization of user-provided descriptions.</w:t>
+      </w:r>
+    </w:p>
+    <w:p>
+      <w:pPr>
+        <w:keepNext/>
+        <w:spacing w:before="160" w:after="60"/>
+        <w:jc w:val="center"/>
+      </w:pPr>
+      <w:r>
+        <w:drawing>
+          <wp:inline xmlns:a="http://schemas.openxmlformats.org/drawingml/2006/main" xmlns:pic="http://schemas.openxmlformats.org/drawingml/2006/picture">
+            <wp:extent cx="4023360" cy="2514600"/>
+            <wp:docPr id="8" name="Picture 8"/>
+            <wp:cNvGraphicFramePr>
+              <a:graphicFrameLocks noChangeAspect="1"/>
+            </wp:cNvGraphicFramePr>
+            <a:graphic>
+              <a:graphicData uri="http://schemas.openxmlformats.org/drawingml/2006/picture">
+                <pic:pic>
+                  <pic:nvPicPr>
+                    <pic:cNvPr id="0" name="app_received_requests_screen.png"/>
+                    <pic:cNvPicPr/>
+                  </pic:nvPicPr>
+                  <pic:blipFill>
+                    <a:blip r:embed="rId17"/>
+                    <a:stretch>
+                      <a:fillRect/>
+                    </a:stretch>
+                  </pic:blipFill>
+                  <pic:spPr>
+                    <a:xfrm>
+                      <a:off x="0" y="0"/>
+                      <a:ext cx="4023360" cy="2514600"/>
+                    </a:xfrm>
+                    <a:prstGeom prst="rect"/>
+                  </pic:spPr>
+                </pic:pic>
+              </a:graphicData>
+            </a:graphic>
+          </wp:inline>
+        </w:drawing>
+      </w:r>
+    </w:p>
+    <w:p>
+      <w:pPr>
+        <w:keepNext/>
+        <w:spacing w:before="0" w:after="160"/>
+        <w:jc w:val="center"/>
+      </w:pPr>
+      <w:r>
+        <w:rPr>
+          <w:rFonts w:ascii="Times New Roman" w:hAnsi="Times New Roman"/>
+          <w:b/>
+          <w:color w:val="000000"/>
+          <w:sz w:val="20"/>
+        </w:rPr>
+        <w:t>Figure 15: Received Borrow Requests and Owner Approval Interface</w:t>
+      </w:r>
+    </w:p>
+    <w:p>
+      <w:pPr>
+        <w:spacing w:line="360" w:lineRule="auto" w:after="80"/>
+        <w:jc w:val="both"/>
+      </w:pPr>
+      <w:r>
+        <w:rPr>
+          <w:rFonts w:ascii="Times New Roman" w:hAnsi="Times New Roman"/>
+          <w:color w:val="000000"/>
+          <w:sz w:val="24"/>
+        </w:rPr>
+        <w:t>The received requests screen allows item owners to manage incoming loan applications. Tested features include borrower detail cards, request timestamps, and single-click 'Approve' and 'Decline' actions that update item availability instantly in the database.</w:t>
+      </w:r>
+    </w:p>
+    <w:p>
+      <w:pPr>
+        <w:keepNext/>
+        <w:spacing w:before="160" w:after="60"/>
+        <w:jc w:val="center"/>
+      </w:pPr>
+      <w:r>
+        <w:drawing>
+          <wp:inline xmlns:a="http://schemas.openxmlformats.org/drawingml/2006/main" xmlns:pic="http://schemas.openxmlformats.org/drawingml/2006/picture">
+            <wp:extent cx="4023360" cy="2514600"/>
+            <wp:docPr id="9" name="Picture 9"/>
+            <wp:cNvGraphicFramePr>
+              <a:graphicFrameLocks noChangeAspect="1"/>
+            </wp:cNvGraphicFramePr>
+            <a:graphic>
+              <a:graphicData uri="http://schemas.openxmlformats.org/drawingml/2006/picture">
+                <pic:pic>
+                  <pic:nvPicPr>
+                    <pic:cNvPr id="0" name="app_my_requests_screen.png"/>
+                    <pic:cNvPicPr/>
+                  </pic:nvPicPr>
+                  <pic:blipFill>
+                    <a:blip r:embed="rId18"/>
+                    <a:stretch>
+                      <a:fillRect/>
+                    </a:stretch>
+                  </pic:blipFill>
+                  <pic:spPr>
+                    <a:xfrm>
+                      <a:off x="0" y="0"/>
+                      <a:ext cx="4023360" cy="2514600"/>
+                    </a:xfrm>
+                    <a:prstGeom prst="rect"/>
+                  </pic:spPr>
+                </pic:pic>
+              </a:graphicData>
+            </a:graphic>
+          </wp:inline>
+        </w:drawing>
+      </w:r>
+    </w:p>
+    <w:p>
+      <w:pPr>
+        <w:keepNext/>
+        <w:spacing w:before="0" w:after="160"/>
+        <w:jc w:val="center"/>
+      </w:pPr>
+      <w:r>
+        <w:rPr>
+          <w:rFonts w:ascii="Times New Roman" w:hAnsi="Times New Roman"/>
+          <w:b/>
+          <w:color w:val="000000"/>
+          <w:sz w:val="20"/>
+        </w:rPr>
+        <w:t>Figure 16: Active Borrow Requests and Loan Tracking Interface</w:t>
+      </w:r>
+    </w:p>
+    <w:p>
+      <w:pPr>
+        <w:spacing w:line="360" w:lineRule="auto" w:after="80"/>
+        <w:jc w:val="both"/>
+      </w:pPr>
+      <w:r>
+        <w:rPr>
+          <w:rFonts w:ascii="Times New Roman" w:hAnsi="Times New Roman"/>
+          <w:color w:val="000000"/>
+          <w:sz w:val="24"/>
+        </w:rPr>
+        <w:t>The active requests screen enables borrowers to track their loan requests. Tested features include live status tags ('Awaiting Approval', 'Currently Borrowed'), owner contact details, and confirming item returns to make resources available again.</w:t>
+      </w:r>
+    </w:p>
+    <w:p>
+      <w:pPr>
+        <w:keepNext/>
+        <w:spacing w:before="160" w:after="60"/>
+        <w:jc w:val="center"/>
+      </w:pPr>
+      <w:r>
+        <w:drawing>
+          <wp:inline xmlns:a="http://schemas.openxmlformats.org/drawingml/2006/main" xmlns:pic="http://schemas.openxmlformats.org/drawingml/2006/picture">
+            <wp:extent cx="4023360" cy="2514600"/>
+            <wp:docPr id="10" name="Picture 10"/>
+            <wp:cNvGraphicFramePr>
+              <a:graphicFrameLocks noChangeAspect="1"/>
+            </wp:cNvGraphicFramePr>
+            <a:graphic>
+              <a:graphicData uri="http://schemas.openxmlformats.org/drawingml/2006/picture">
+                <pic:pic>
+                  <pic:nvPicPr>
+                    <pic:cNvPr id="0" name="app_profile_screen.png"/>
+                    <pic:cNvPicPr/>
+                  </pic:nvPicPr>
+                  <pic:blipFill>
+                    <a:blip r:embed="rId19"/>
+                    <a:stretch>
+                      <a:fillRect/>
+                    </a:stretch>
+                  </pic:blipFill>
+                  <pic:spPr>
+                    <a:xfrm>
+                      <a:off x="0" y="0"/>
+                      <a:ext cx="4023360" cy="2514600"/>
+                    </a:xfrm>
+                    <a:prstGeom prst="rect"/>
+                  </pic:spPr>
+                </pic:pic>
+              </a:graphicData>
+            </a:graphic>
+          </wp:inline>
+        </w:drawing>
+      </w:r>
+    </w:p>
+    <w:p>
+      <w:pPr>
+        <w:keepNext/>
+        <w:spacing w:before="0" w:after="160"/>
+        <w:jc w:val="center"/>
+      </w:pPr>
+      <w:r>
+        <w:rPr>
+          <w:rFonts w:ascii="Times New Roman" w:hAnsi="Times New Roman"/>
+          <w:b/>
+          <w:color w:val="000000"/>
+          <w:sz w:val="20"/>
+        </w:rPr>
+        <w:t>Figure 17: User Profile and Community Sharing Statistics Interface</w:t>
+      </w:r>
+    </w:p>
+    <w:p>
+      <w:pPr>
+        <w:spacing w:line="360" w:lineRule="auto" w:after="80"/>
+        <w:jc w:val="both"/>
+      </w:pPr>
+      <w:r>
+        <w:rPr>
+          <w:rFonts w:ascii="Times New Roman" w:hAnsi="Times New Roman"/>
+          <w:color w:val="000000"/>
+          <w:sz w:val="24"/>
+        </w:rPr>
+        <w:t>The member profile screen displays verified neighbor credentials and participation statistics. Tested features include profile information display, sharing metric cards (items shared and borrowed), and navigation to account settings.</w:t>
       </w:r>
     </w:p>
     <w:p>
@@ -489,7 +986,7 @@
           <w:color w:val="000000"/>
           <w:sz w:val="24"/>
         </w:rPr>
-        <w:t>Automated testing was conducted using the pytest testing framework. All fifteen functional test suites were executed sequentially, validating member authentication, catalog operations, search algorithms, and the complete lending request lifecycle state machine:</w:t>
+        <w:t>Automated test execution was conducted using the pytest testing framework. All fifteen functional test suites were executed sequentially, validating member authentication, catalog operations, search algorithms, and the complete lending request lifecycle state machine:</w:t>
       </w:r>
     </w:p>
     <w:p>
@@ -501,8 +998,8 @@
       <w:r>
         <w:drawing>
           <wp:inline xmlns:a="http://schemas.openxmlformats.org/drawingml/2006/main" xmlns:pic="http://schemas.openxmlformats.org/drawingml/2006/picture">
-            <wp:extent cx="3840480" cy="2141651"/>
-            <wp:docPr id="4" name="Picture 4"/>
+            <wp:extent cx="4023360" cy="2243635"/>
+            <wp:docPr id="11" name="Picture 11"/>
             <wp:cNvGraphicFramePr>
               <a:graphicFrameLocks noChangeAspect="1"/>
             </wp:cNvGraphicFramePr>
@@ -514,7 +1011,7 @@
                     <pic:cNvPicPr/>
                   </pic:nvPicPr>
                   <pic:blipFill>
-                    <a:blip r:embed="rId13"/>
+                    <a:blip r:embed="rId20"/>
                     <a:stretch>
                       <a:fillRect/>
                     </a:stretch>
@@ -522,7 +1019,7 @@
                   <pic:spPr>
                     <a:xfrm>
                       <a:off x="0" y="0"/>
-                      <a:ext cx="3840480" cy="2141651"/>
+                      <a:ext cx="4023360" cy="2243635"/>
                     </a:xfrm>
                     <a:prstGeom prst="rect"/>
                   </pic:spPr>
@@ -546,7 +1043,7 @@
           <w:color w:val="000000"/>
           <w:sz w:val="20"/>
         </w:rPr>
-        <w:t>Figure 11: Automated Test Suite Execution Results (pytest)</w:t>
+        <w:t>Figure 18: Automated Test Suite Execution Results (pytest)</w:t>
       </w:r>
     </w:p>
     <w:p>
@@ -560,7 +1057,7 @@
           <w:color w:val="000000"/>
           <w:sz w:val="24"/>
         </w:rPr>
-        <w:t>As shown in Figure 11, all 15 automated test suites executed successfully in 0.42 seconds with zero test failures, zero regressions, and 100% test completion.</w:t>
+        <w:t>As shown in Figure 18, all 15 automated test suites executed successfully in 0.42 seconds with zero test failures, zero regressions, and 100% test completion.</w:t>
       </w:r>
     </w:p>
     <w:p>
